--- a/03_kanri-flow_変更_多施設_起案.docx
+++ b/03_kanri-flow_変更_多施設_起案.docx
@@ -865,23 +865,13 @@
             <w:r>
               <w:t xml:space="preserve"> </w:t>
             </w:r>
-            <w:proofErr w:type="gramStart"/>
             <w:r>
               <w:rPr>
                 <w:rFonts w:hint="eastAsia"/>
                 <w:spacing w:val="5"/>
                 <w:w w:val="80"/>
               </w:rPr>
-              <w:t>締切</w:t>
-            </w:r>
-            <w:proofErr w:type="gramEnd"/>
-            <w:r>
-              <w:rPr>
-                <w:rFonts w:hint="eastAsia"/>
-                <w:spacing w:val="5"/>
-                <w:w w:val="80"/>
-              </w:rPr>
-              <w:t>後発送</w:t>
+              <w:t>締切後発送</w:t>
             </w:r>
           </w:p>
         </w:tc>
@@ -1781,13 +1771,10 @@
           <w:p>
             <w:pPr>
               <w:spacing w:line="240" w:lineRule="exact"/>
-              <w:ind w:firstLineChars="300" w:firstLine="636"/>
-            </w:pPr>
-            <w:r>
-              <w:rPr>
-                <w:rFonts w:hint="eastAsia"/>
-              </w:rPr>
-              <w:t xml:space="preserve">  副看護師長 </w:t>
+              <w:ind w:firstLineChars="100" w:firstLine="212"/>
+            </w:pPr>
+            <w:r>
+              <w:t xml:space="preserve">{{起案者職名}} </w:t>
             </w:r>
             <w:r>
               <w:t>{{起案者名}}</w:t>
@@ -4444,7 +4431,6 @@
   <w:style w:type="character" w:default="1" w:styleId="a0">
     <w:name w:val="Default Paragraph Font"/>
     <w:uiPriority w:val="1"/>
-    <w:semiHidden/>
     <w:unhideWhenUsed/>
   </w:style>
   <w:style w:type="table" w:default="1" w:styleId="a1">
